--- a/public/pwd.docx
+++ b/public/pwd.docx
@@ -19,12 +19,30 @@
         <w:t>日 希沃密码:</w:t>
       </w:r>
       <w:r>
-        <w:t xml:space="preserve"> </w:t>
+        <w:t xml:space="preserve"> QXJvbmE3Cg==</w:t>
+      </w:r>
+    </w:p>
+    <w:p>
+      <w:r>
+        <w:rPr>
+          <w:rFonts w:hint="eastAsia"/>
+        </w:rPr>
+        <w:t>4月1</w:t>
       </w:r>
       <w:r>
-        <w:t>QXJvbmE3Cg==</w:t>
+        <w:t>-6</w:t>
+      </w:r>
+      <w:r>
+        <w:rPr>
+          <w:rFonts w:hint="eastAsia"/>
+        </w:rPr>
+        <w:t xml:space="preserve">日 </w:t>
+      </w:r>
+      <w:r>
+        <w:t>VGVuZG91Cg==</w:t>
       </w:r>
     </w:p>
+    <w:p/>
     <w:sectPr>
       <w:pgSz w:w="11906" w:h="16838"/>
       <w:pgMar w:top="1440" w:right="1800" w:bottom="1440" w:left="1800" w:header="851" w:footer="992" w:gutter="0"/>
